--- a/文件/其他初審文件資料/名牌!可以直接印.docx
+++ b/文件/其他初審文件資料/名牌!可以直接印.docx
@@ -4,9 +4,8 @@
   <w:body>
     <w:p>
       <w:pPr>
-        <w:ind w:firstLineChars="100" w:firstLine="240"/>
         <w:rPr>
-          <w:rFonts w:hint="eastAsia"/>
+          <w:noProof/>
         </w:rPr>
       </w:pPr>
       <w:r>
@@ -14,132 +13,18 @@
           <w:noProof/>
         </w:rPr>
         <w:drawing>
-          <wp:inline distT="0" distB="0" distL="0" distR="0" wp14:anchorId="42891421" wp14:editId="40B97FEA">
-            <wp:extent cx="3492000" cy="5400000"/>
-            <wp:effectExtent l="0" t="0" r="0" b="0"/>
-            <wp:docPr id="1175533417" name="圖片 2" descr="一張含有 文字, 標誌, 字型, 圖形 的圖片&#10;&#10;AI 產生的內容可能不正確。"/>
+          <wp:inline distT="0" distB="0" distL="0" distR="0" wp14:anchorId="0DB7F3A0" wp14:editId="3086127A">
+            <wp:extent cx="3409315" cy="5274310"/>
+            <wp:effectExtent l="0" t="0" r="635" b="2540"/>
+            <wp:docPr id="775405839" name="圖片 4" descr="一張含有 文字, 字型, 海報, 標誌 的圖片&#10;&#10;AI 產生的內容可能不正確。"/>
             <wp:cNvGraphicFramePr>
-              <a:graphicFrameLocks xmlns:a="http://schemas.openxmlformats.org/drawingml/2006/main"/>
+              <a:graphicFrameLocks xmlns:a="http://schemas.openxmlformats.org/drawingml/2006/main" noChangeAspect="1"/>
             </wp:cNvGraphicFramePr>
             <a:graphic xmlns:a="http://schemas.openxmlformats.org/drawingml/2006/main">
               <a:graphicData uri="http://schemas.openxmlformats.org/drawingml/2006/picture">
                 <pic:pic xmlns:pic="http://schemas.openxmlformats.org/drawingml/2006/picture">
                   <pic:nvPicPr>
-                    <pic:cNvPr id="1175533417" name="圖片 2" descr="一張含有 文字, 標誌, 字型, 圖形 的圖片&#10;&#10;AI 產生的內容可能不正確。"/>
-                    <pic:cNvPicPr/>
-                  </pic:nvPicPr>
-                  <pic:blipFill>
-                    <a:blip r:embed="rId5" cstate="print">
-                      <a:extLst>
-                        <a:ext uri="{28A0092B-C50C-407E-A947-70E740481C1C}">
-                          <a14:useLocalDpi xmlns:a14="http://schemas.microsoft.com/office/drawing/2010/main" val="0"/>
-                        </a:ext>
-                      </a:extLst>
-                    </a:blip>
-                    <a:stretch>
-                      <a:fillRect/>
-                    </a:stretch>
-                  </pic:blipFill>
-                  <pic:spPr>
-                    <a:xfrm>
-                      <a:off x="0" y="0"/>
-                      <a:ext cx="3492000" cy="5400000"/>
-                    </a:xfrm>
-                    <a:prstGeom prst="rect">
-                      <a:avLst/>
-                    </a:prstGeom>
-                  </pic:spPr>
-                </pic:pic>
-              </a:graphicData>
-            </a:graphic>
-          </wp:inline>
-        </w:drawing>
-      </w:r>
-      <w:r>
-        <w:rPr>
-          <w:rFonts w:hint="eastAsia"/>
-          <w:noProof/>
-        </w:rPr>
-        <w:t xml:space="preserve">       </w:t>
-      </w:r>
-      <w:r>
-        <w:rPr>
-          <w:rFonts w:hint="eastAsia"/>
-          <w:noProof/>
-        </w:rPr>
-        <w:t xml:space="preserve"> </w:t>
-      </w:r>
-      <w:r>
-        <w:rPr>
-          <w:rFonts w:hint="eastAsia"/>
-          <w:noProof/>
-        </w:rPr>
-        <w:t xml:space="preserve"> </w:t>
-      </w:r>
-      <w:r>
-        <w:rPr>
-          <w:noProof/>
-        </w:rPr>
-        <w:drawing>
-          <wp:inline distT="0" distB="0" distL="0" distR="0" wp14:anchorId="4E2FE8A4" wp14:editId="08D48D39">
-            <wp:extent cx="3492000" cy="5400000"/>
-            <wp:effectExtent l="0" t="0" r="0" b="0"/>
-            <wp:docPr id="1741665761" name="圖片 3" descr="一張含有 文字, 標誌, 字型, 圖形 的圖片&#10;&#10;AI 產生的內容可能不正確。"/>
-            <wp:cNvGraphicFramePr>
-              <a:graphicFrameLocks xmlns:a="http://schemas.openxmlformats.org/drawingml/2006/main"/>
-            </wp:cNvGraphicFramePr>
-            <a:graphic xmlns:a="http://schemas.openxmlformats.org/drawingml/2006/main">
-              <a:graphicData uri="http://schemas.openxmlformats.org/drawingml/2006/picture">
-                <pic:pic xmlns:pic="http://schemas.openxmlformats.org/drawingml/2006/picture">
-                  <pic:nvPicPr>
-                    <pic:cNvPr id="1741665761" name="圖片 3" descr="一張含有 文字, 標誌, 字型, 圖形 的圖片&#10;&#10;AI 產生的內容可能不正確。"/>
-                    <pic:cNvPicPr/>
-                  </pic:nvPicPr>
-                  <pic:blipFill>
-                    <a:blip r:embed="rId6" cstate="print">
-                      <a:extLst>
-                        <a:ext uri="{28A0092B-C50C-407E-A947-70E740481C1C}">
-                          <a14:useLocalDpi xmlns:a14="http://schemas.microsoft.com/office/drawing/2010/main" val="0"/>
-                        </a:ext>
-                      </a:extLst>
-                    </a:blip>
-                    <a:stretch>
-                      <a:fillRect/>
-                    </a:stretch>
-                  </pic:blipFill>
-                  <pic:spPr>
-                    <a:xfrm>
-                      <a:off x="0" y="0"/>
-                      <a:ext cx="3492000" cy="5400000"/>
-                    </a:xfrm>
-                    <a:prstGeom prst="rect">
-                      <a:avLst/>
-                    </a:prstGeom>
-                  </pic:spPr>
-                </pic:pic>
-              </a:graphicData>
-            </a:graphic>
-          </wp:inline>
-        </w:drawing>
-      </w:r>
-      <w:r>
-        <w:rPr>
-          <w:noProof/>
-        </w:rPr>
-        <w:lastRenderedPageBreak/>
-        <w:drawing>
-          <wp:inline distT="0" distB="0" distL="0" distR="0" wp14:anchorId="136642AA" wp14:editId="341E489D">
-            <wp:extent cx="3492000" cy="5400000"/>
-            <wp:effectExtent l="0" t="0" r="0" b="0"/>
-            <wp:docPr id="424458011" name="圖片 4" descr="一張含有 文字, 標誌, 字型, 圖形 的圖片&#10;&#10;AI 產生的內容可能不正確。"/>
-            <wp:cNvGraphicFramePr>
-              <a:graphicFrameLocks xmlns:a="http://schemas.openxmlformats.org/drawingml/2006/main"/>
-            </wp:cNvGraphicFramePr>
-            <a:graphic xmlns:a="http://schemas.openxmlformats.org/drawingml/2006/main">
-              <a:graphicData uri="http://schemas.openxmlformats.org/drawingml/2006/picture">
-                <pic:pic xmlns:pic="http://schemas.openxmlformats.org/drawingml/2006/picture">
-                  <pic:nvPicPr>
-                    <pic:cNvPr id="424458011" name="圖片 4" descr="一張含有 文字, 標誌, 字型, 圖形 的圖片&#10;&#10;AI 產生的內容可能不正確。"/>
+                    <pic:cNvPr id="775405839" name="圖片 4" descr="一張含有 文字, 字型, 海報, 標誌 的圖片&#10;&#10;AI 產生的內容可能不正確。"/>
                     <pic:cNvPicPr/>
                   </pic:nvPicPr>
                   <pic:blipFill>
@@ -157,7 +42,7 @@
                   <pic:spPr>
                     <a:xfrm>
                       <a:off x="0" y="0"/>
-                      <a:ext cx="3492000" cy="5400000"/>
+                      <a:ext cx="3409315" cy="5274310"/>
                     </a:xfrm>
                     <a:prstGeom prst="rect">
                       <a:avLst/>
@@ -174,26 +59,25 @@
           <w:rFonts w:hint="eastAsia"/>
           <w:noProof/>
         </w:rPr>
-        <w:t xml:space="preserve">       </w:t>
+        <w:t xml:space="preserve">                    </w:t>
       </w:r>
       <w:r>
         <w:rPr>
-          <w:rFonts w:hint="eastAsia"/>
           <w:noProof/>
         </w:rPr>
         <w:drawing>
-          <wp:inline distT="0" distB="0" distL="0" distR="0" wp14:anchorId="5D1F637B" wp14:editId="08B21D64">
-            <wp:extent cx="3492000" cy="5400000"/>
-            <wp:effectExtent l="0" t="0" r="0" b="0"/>
-            <wp:docPr id="1018299436" name="圖片 5" descr="一張含有 文字, 標誌, 字型, 平面設計 的圖片&#10;&#10;AI 產生的內容可能不正確。"/>
+          <wp:inline distT="0" distB="0" distL="0" distR="0" wp14:anchorId="5DAEAB85" wp14:editId="7243DD1A">
+            <wp:extent cx="3409315" cy="5274310"/>
+            <wp:effectExtent l="0" t="0" r="635" b="2540"/>
+            <wp:docPr id="1601616650" name="圖片 5" descr="一張含有 文字, 字型, 螢幕擷取畫面, Rectangle 的圖片&#10;&#10;AI 產生的內容可能不正確。"/>
             <wp:cNvGraphicFramePr>
-              <a:graphicFrameLocks xmlns:a="http://schemas.openxmlformats.org/drawingml/2006/main"/>
+              <a:graphicFrameLocks xmlns:a="http://schemas.openxmlformats.org/drawingml/2006/main" noChangeAspect="1"/>
             </wp:cNvGraphicFramePr>
             <a:graphic xmlns:a="http://schemas.openxmlformats.org/drawingml/2006/main">
               <a:graphicData uri="http://schemas.openxmlformats.org/drawingml/2006/picture">
                 <pic:pic xmlns:pic="http://schemas.openxmlformats.org/drawingml/2006/picture">
                   <pic:nvPicPr>
-                    <pic:cNvPr id="1018299436" name="圖片 5" descr="一張含有 文字, 標誌, 字型, 平面設計 的圖片&#10;&#10;AI 產生的內容可能不正確。"/>
+                    <pic:cNvPr id="1601616650" name="圖片 5" descr="一張含有 文字, 字型, 螢幕擷取畫面, Rectangle 的圖片&#10;&#10;AI 產生的內容可能不正確。"/>
                     <pic:cNvPicPr/>
                   </pic:nvPicPr>
                   <pic:blipFill>
@@ -211,7 +95,116 @@
                   <pic:spPr>
                     <a:xfrm>
                       <a:off x="0" y="0"/>
-                      <a:ext cx="3492000" cy="5400000"/>
+                      <a:ext cx="3409315" cy="5274310"/>
+                    </a:xfrm>
+                    <a:prstGeom prst="rect">
+                      <a:avLst/>
+                    </a:prstGeom>
+                  </pic:spPr>
+                </pic:pic>
+              </a:graphicData>
+            </a:graphic>
+          </wp:inline>
+        </w:drawing>
+      </w:r>
+    </w:p>
+    <w:p>
+      <w:pPr>
+        <w:ind w:firstLineChars="100" w:firstLine="240"/>
+        <w:rPr>
+          <w:rFonts w:hint="eastAsia"/>
+        </w:rPr>
+      </w:pPr>
+      <w:r>
+        <w:rPr>
+          <w:rFonts w:hint="eastAsia"/>
+          <w:noProof/>
+        </w:rPr>
+        <w:lastRenderedPageBreak/>
+        <w:drawing>
+          <wp:inline distT="0" distB="0" distL="0" distR="0" wp14:anchorId="15509FC9" wp14:editId="6D29A8F6">
+            <wp:extent cx="3409315" cy="5274310"/>
+            <wp:effectExtent l="0" t="0" r="635" b="2540"/>
+            <wp:docPr id="156864661" name="圖片 3" descr="一張含有 文字, 字型, 螢幕擷取畫面, 海報 的圖片&#10;&#10;AI 產生的內容可能不正確。"/>
+            <wp:cNvGraphicFramePr>
+              <a:graphicFrameLocks xmlns:a="http://schemas.openxmlformats.org/drawingml/2006/main" noChangeAspect="1"/>
+            </wp:cNvGraphicFramePr>
+            <a:graphic xmlns:a="http://schemas.openxmlformats.org/drawingml/2006/main">
+              <a:graphicData uri="http://schemas.openxmlformats.org/drawingml/2006/picture">
+                <pic:pic xmlns:pic="http://schemas.openxmlformats.org/drawingml/2006/picture">
+                  <pic:nvPicPr>
+                    <pic:cNvPr id="156864661" name="圖片 3" descr="一張含有 文字, 字型, 螢幕擷取畫面, 海報 的圖片&#10;&#10;AI 產生的內容可能不正確。"/>
+                    <pic:cNvPicPr/>
+                  </pic:nvPicPr>
+                  <pic:blipFill>
+                    <a:blip r:embed="rId9" cstate="print">
+                      <a:extLst>
+                        <a:ext uri="{28A0092B-C50C-407E-A947-70E740481C1C}">
+                          <a14:useLocalDpi xmlns:a14="http://schemas.microsoft.com/office/drawing/2010/main" val="0"/>
+                        </a:ext>
+                      </a:extLst>
+                    </a:blip>
+                    <a:stretch>
+                      <a:fillRect/>
+                    </a:stretch>
+                  </pic:blipFill>
+                  <pic:spPr>
+                    <a:xfrm>
+                      <a:off x="0" y="0"/>
+                      <a:ext cx="3409315" cy="5274310"/>
+                    </a:xfrm>
+                    <a:prstGeom prst="rect">
+                      <a:avLst/>
+                    </a:prstGeom>
+                  </pic:spPr>
+                </pic:pic>
+              </a:graphicData>
+            </a:graphic>
+          </wp:inline>
+        </w:drawing>
+      </w:r>
+      <w:r>
+        <w:rPr>
+          <w:rFonts w:hint="eastAsia"/>
+        </w:rPr>
+        <w:t xml:space="preserve">                    </w:t>
+      </w:r>
+      <w:r>
+        <w:rPr>
+          <w:rFonts w:hint="eastAsia"/>
+          <w:noProof/>
+        </w:rPr>
+        <w:drawing>
+          <wp:inline distT="0" distB="0" distL="0" distR="0" wp14:anchorId="08EC4F09" wp14:editId="52D915E4">
+            <wp:extent cx="3409315" cy="5274310"/>
+            <wp:effectExtent l="0" t="0" r="635" b="2540"/>
+            <wp:docPr id="2052184074" name="圖片 6" descr="一張含有 文字, 字型, 海報, 正在列印 的圖片&#10;&#10;AI 產生的內容可能不正確。"/>
+            <wp:cNvGraphicFramePr>
+              <a:graphicFrameLocks xmlns:a="http://schemas.openxmlformats.org/drawingml/2006/main" noChangeAspect="1"/>
+            </wp:cNvGraphicFramePr>
+            <a:graphic xmlns:a="http://schemas.openxmlformats.org/drawingml/2006/main">
+              <a:graphicData uri="http://schemas.openxmlformats.org/drawingml/2006/picture">
+                <pic:pic xmlns:pic="http://schemas.openxmlformats.org/drawingml/2006/picture">
+                  <pic:nvPicPr>
+                    <pic:cNvPr id="2052184074" name="圖片 6" descr="一張含有 文字, 字型, 海報, 正在列印 的圖片&#10;&#10;AI 產生的內容可能不正確。"/>
+                    <pic:cNvPicPr/>
+                  </pic:nvPicPr>
+                  <pic:blipFill>
+                    <a:blip r:embed="rId10" cstate="print">
+                      <a:extLst>
+                        <a:ext uri="{28A0092B-C50C-407E-A947-70E740481C1C}">
+                          <a14:useLocalDpi xmlns:a14="http://schemas.microsoft.com/office/drawing/2010/main" val="0"/>
+                        </a:ext>
+                      </a:extLst>
+                    </a:blip>
+                    <a:stretch>
+                      <a:fillRect/>
+                    </a:stretch>
+                  </pic:blipFill>
+                  <pic:spPr>
+                    <a:xfrm>
+                      <a:off x="0" y="0"/>
+                      <a:ext cx="3409315" cy="5274310"/>
                     </a:xfrm>
                     <a:prstGeom prst="rect">
                       <a:avLst/>
@@ -232,6 +225,56 @@
     </w:sectPr>
   </w:body>
 </w:document>
+</file>
+
+<file path=word/endnotes.xml><?xml version="1.0" encoding="utf-8"?>
+<w:endnotes xmlns:wpc="http://schemas.microsoft.com/office/word/2010/wordprocessingCanvas" xmlns:cx="http://schemas.microsoft.com/office/drawing/2014/chartex" xmlns:cx1="http://schemas.microsoft.com/office/drawing/2015/9/8/chartex" xmlns:cx2="http://schemas.microsoft.com/office/drawing/2015/10/21/chartex" xmlns:cx3="http://schemas.microsoft.com/office/drawing/2016/5/9/chartex" xmlns:cx4="http://schemas.microsoft.com/office/drawing/2016/5/10/chartex" xmlns:cx5="http://schemas.microsoft.com/office/drawing/2016/5/11/chartex" xmlns:cx6="http://schemas.microsoft.com/office/drawing/2016/5/12/chartex" xmlns:cx7="http://schemas.microsoft.com/office/drawing/2016/5/13/chartex" xmlns:cx8="http://schemas.microsoft.com/office/drawing/2016/5/14/chartex" xmlns:mc="http://schemas.openxmlformats.org/markup-compatibility/2006" xmlns:aink="http://schemas.microsoft.com/office/drawing/2016/ink" xmlns:am3d="http://schemas.microsoft.com/office/drawing/2017/model3d" xmlns:o="urn:schemas-microsoft-com:office:office" xmlns:oel="http://schemas.microsoft.com/office/2019/extlst" xmlns:r="http://schemas.openxmlformats.org/officeDocument/2006/relationships" xmlns:m="http://schemas.openxmlformats.org/officeDocument/2006/math" xmlns:v="urn:schemas-microsoft-com:vml" xmlns:wp14="http://schemas.microsoft.com/office/word/2010/wordprocessingDrawing" xmlns:wp="http://schemas.openxmlformats.org/drawingml/2006/wordprocessingDrawing" xmlns:w10="urn:schemas-microsoft-com:office:word" xmlns:w="http://schemas.openxmlformats.org/wordprocessingml/2006/main" xmlns:w14="http://schemas.microsoft.com/office/word/2010/wordml" xmlns:w15="http://schemas.microsoft.com/office/word/2012/wordml" xmlns:w16cex="http://schemas.microsoft.com/office/word/2018/wordml/cex" xmlns:w16cid="http://schemas.microsoft.com/office/word/2016/wordml/cid" xmlns:w16="http://schemas.microsoft.com/office/word/2018/wordml" xmlns:w16du="http://schemas.microsoft.com/office/word/2023/wordml/word16du" xmlns:w16sdtdh="http://schemas.microsoft.com/office/word/2020/wordml/sdtdatahash" xmlns:w16sdtfl="http://schemas.microsoft.com/office/word/2024/wordml/sdtformatlock" xmlns:w16se="http://schemas.microsoft.com/office/word/2015/wordml/symex" xmlns:wpg="http://schemas.microsoft.com/office/word/2010/wordprocessingGroup" xmlns:wpi="http://schemas.microsoft.com/office/word/2010/wordprocessingInk" xmlns:wne="http://schemas.microsoft.com/office/word/2006/wordml" xmlns:wps="http://schemas.microsoft.com/office/word/2010/wordprocessingShape" mc:Ignorable="w14 w15 w16se w16cid w16 w16cex w16sdtdh w16sdtfl w16du wp14">
+  <w:endnote w:type="separator" w:id="-1">
+    <w:p>
+      <w:pPr>
+        <w:spacing w:after="0" w:line="240" w:lineRule="auto"/>
+      </w:pPr>
+      <w:r>
+        <w:separator/>
+      </w:r>
+    </w:p>
+  </w:endnote>
+  <w:endnote w:type="continuationSeparator" w:id="0">
+    <w:p>
+      <w:pPr>
+        <w:spacing w:after="0" w:line="240" w:lineRule="auto"/>
+      </w:pPr>
+      <w:r>
+        <w:continuationSeparator/>
+      </w:r>
+    </w:p>
+  </w:endnote>
+</w:endnotes>
+</file>
+
+<file path=word/footnotes.xml><?xml version="1.0" encoding="utf-8"?>
+<w:footnotes xmlns:wpc="http://schemas.microsoft.com/office/word/2010/wordprocessingCanvas" xmlns:cx="http://schemas.microsoft.com/office/drawing/2014/chartex" xmlns:cx1="http://schemas.microsoft.com/office/drawing/2015/9/8/chartex" xmlns:cx2="http://schemas.microsoft.com/office/drawing/2015/10/21/chartex" xmlns:cx3="http://schemas.microsoft.com/office/drawing/2016/5/9/chartex" xmlns:cx4="http://schemas.microsoft.com/office/drawing/2016/5/10/chartex" xmlns:cx5="http://schemas.microsoft.com/office/drawing/2016/5/11/chartex" xmlns:cx6="http://schemas.microsoft.com/office/drawing/2016/5/12/chartex" xmlns:cx7="http://schemas.microsoft.com/office/drawing/2016/5/13/chartex" xmlns:cx8="http://schemas.microsoft.com/office/drawing/2016/5/14/chartex" xmlns:mc="http://schemas.openxmlformats.org/markup-compatibility/2006" xmlns:aink="http://schemas.microsoft.com/office/drawing/2016/ink" xmlns:am3d="http://schemas.microsoft.com/office/drawing/2017/model3d" xmlns:o="urn:schemas-microsoft-com:office:office" xmlns:oel="http://schemas.microsoft.com/office/2019/extlst" xmlns:r="http://schemas.openxmlformats.org/officeDocument/2006/relationships" xmlns:m="http://schemas.openxmlformats.org/officeDocument/2006/math" xmlns:v="urn:schemas-microsoft-com:vml" xmlns:wp14="http://schemas.microsoft.com/office/word/2010/wordprocessingDrawing" xmlns:wp="http://schemas.openxmlformats.org/drawingml/2006/wordprocessingDrawing" xmlns:w10="urn:schemas-microsoft-com:office:word" xmlns:w="http://schemas.openxmlformats.org/wordprocessingml/2006/main" xmlns:w14="http://schemas.microsoft.com/office/word/2010/wordml" xmlns:w15="http://schemas.microsoft.com/office/word/2012/wordml" xmlns:w16cex="http://schemas.microsoft.com/office/word/2018/wordml/cex" xmlns:w16cid="http://schemas.microsoft.com/office/word/2016/wordml/cid" xmlns:w16="http://schemas.microsoft.com/office/word/2018/wordml" xmlns:w16du="http://schemas.microsoft.com/office/word/2023/wordml/word16du" xmlns:w16sdtdh="http://schemas.microsoft.com/office/word/2020/wordml/sdtdatahash" xmlns:w16sdtfl="http://schemas.microsoft.com/office/word/2024/wordml/sdtformatlock" xmlns:w16se="http://schemas.microsoft.com/office/word/2015/wordml/symex" xmlns:wpg="http://schemas.microsoft.com/office/word/2010/wordprocessingGroup" xmlns:wpi="http://schemas.microsoft.com/office/word/2010/wordprocessingInk" xmlns:wne="http://schemas.microsoft.com/office/word/2006/wordml" xmlns:wps="http://schemas.microsoft.com/office/word/2010/wordprocessingShape" mc:Ignorable="w14 w15 w16se w16cid w16 w16cex w16sdtdh w16sdtfl w16du wp14">
+  <w:footnote w:type="separator" w:id="-1">
+    <w:p>
+      <w:pPr>
+        <w:spacing w:after="0" w:line="240" w:lineRule="auto"/>
+      </w:pPr>
+      <w:r>
+        <w:separator/>
+      </w:r>
+    </w:p>
+  </w:footnote>
+  <w:footnote w:type="continuationSeparator" w:id="0">
+    <w:p>
+      <w:pPr>
+        <w:spacing w:after="0" w:line="240" w:lineRule="auto"/>
+      </w:pPr>
+      <w:r>
+        <w:continuationSeparator/>
+      </w:r>
+    </w:p>
+  </w:footnote>
+</w:footnotes>
 </file>
 
 <file path=word/styles.xml><?xml version="1.0" encoding="utf-8"?>
@@ -1152,6 +1195,66 @@
       <w:spacing w:val="5"/>
     </w:rPr>
   </w:style>
+  <w:style w:type="paragraph" w:styleId="ae">
+    <w:name w:val="header"/>
+    <w:basedOn w:val="a"/>
+    <w:link w:val="af"/>
+    <w:uiPriority w:val="99"/>
+    <w:unhideWhenUsed/>
+    <w:rsid w:val="00DF6FB3"/>
+    <w:pPr>
+      <w:tabs>
+        <w:tab w:val="center" w:pos="4153"/>
+        <w:tab w:val="right" w:pos="8306"/>
+      </w:tabs>
+      <w:snapToGrid w:val="0"/>
+    </w:pPr>
+    <w:rPr>
+      <w:sz w:val="20"/>
+      <w:szCs w:val="20"/>
+    </w:rPr>
+  </w:style>
+  <w:style w:type="character" w:customStyle="1" w:styleId="af">
+    <w:name w:val="頁首 字元"/>
+    <w:basedOn w:val="a0"/>
+    <w:link w:val="ae"/>
+    <w:uiPriority w:val="99"/>
+    <w:rsid w:val="00DF6FB3"/>
+    <w:rPr>
+      <w:sz w:val="20"/>
+      <w:szCs w:val="20"/>
+    </w:rPr>
+  </w:style>
+  <w:style w:type="paragraph" w:styleId="af0">
+    <w:name w:val="footer"/>
+    <w:basedOn w:val="a"/>
+    <w:link w:val="af1"/>
+    <w:uiPriority w:val="99"/>
+    <w:unhideWhenUsed/>
+    <w:rsid w:val="00DF6FB3"/>
+    <w:pPr>
+      <w:tabs>
+        <w:tab w:val="center" w:pos="4153"/>
+        <w:tab w:val="right" w:pos="8306"/>
+      </w:tabs>
+      <w:snapToGrid w:val="0"/>
+    </w:pPr>
+    <w:rPr>
+      <w:sz w:val="20"/>
+      <w:szCs w:val="20"/>
+    </w:rPr>
+  </w:style>
+  <w:style w:type="character" w:customStyle="1" w:styleId="af1">
+    <w:name w:val="頁尾 字元"/>
+    <w:basedOn w:val="a0"/>
+    <w:link w:val="af0"/>
+    <w:uiPriority w:val="99"/>
+    <w:rsid w:val="00DF6FB3"/>
+    <w:rPr>
+      <w:sz w:val="20"/>
+      <w:szCs w:val="20"/>
+    </w:rPr>
+  </w:style>
 </w:styles>
 </file>
 

--- a/文件/其他初審文件資料/名牌!可以直接印.docx
+++ b/文件/其他初審文件資料/名牌!可以直接印.docx
@@ -13,9 +13,9 @@
           <w:noProof/>
         </w:rPr>
         <w:drawing>
-          <wp:inline distT="0" distB="0" distL="0" distR="0" wp14:anchorId="0DB7F3A0" wp14:editId="3086127A">
-            <wp:extent cx="3409315" cy="5274310"/>
-            <wp:effectExtent l="0" t="0" r="635" b="2540"/>
+          <wp:inline distT="0" distB="0" distL="0" distR="0" wp14:anchorId="0DB7F3A0" wp14:editId="0048B68B">
+            <wp:extent cx="3600000" cy="5569304"/>
+            <wp:effectExtent l="0" t="0" r="635" b="0"/>
             <wp:docPr id="775405839" name="圖片 4" descr="一張含有 文字, 字型, 海報, 標誌 的圖片&#10;&#10;AI 產生的內容可能不正確。"/>
             <wp:cNvGraphicFramePr>
               <a:graphicFrameLocks xmlns:a="http://schemas.openxmlformats.org/drawingml/2006/main" noChangeAspect="1"/>
@@ -42,7 +42,7 @@
                   <pic:spPr>
                     <a:xfrm>
                       <a:off x="0" y="0"/>
-                      <a:ext cx="3409315" cy="5274310"/>
+                      <a:ext cx="3600000" cy="5569304"/>
                     </a:xfrm>
                     <a:prstGeom prst="rect">
                       <a:avLst/>
@@ -66,9 +66,9 @@
           <w:noProof/>
         </w:rPr>
         <w:drawing>
-          <wp:inline distT="0" distB="0" distL="0" distR="0" wp14:anchorId="5DAEAB85" wp14:editId="7243DD1A">
-            <wp:extent cx="3409315" cy="5274310"/>
-            <wp:effectExtent l="0" t="0" r="635" b="2540"/>
+          <wp:inline distT="0" distB="0" distL="0" distR="0" wp14:anchorId="5DAEAB85" wp14:editId="5FE88B6F">
+            <wp:extent cx="3600000" cy="5569305"/>
+            <wp:effectExtent l="0" t="0" r="635" b="0"/>
             <wp:docPr id="1601616650" name="圖片 5" descr="一張含有 文字, 字型, 螢幕擷取畫面, Rectangle 的圖片&#10;&#10;AI 產生的內容可能不正確。"/>
             <wp:cNvGraphicFramePr>
               <a:graphicFrameLocks xmlns:a="http://schemas.openxmlformats.org/drawingml/2006/main" noChangeAspect="1"/>
@@ -95,7 +95,7 @@
                   <pic:spPr>
                     <a:xfrm>
                       <a:off x="0" y="0"/>
-                      <a:ext cx="3409315" cy="5274310"/>
+                      <a:ext cx="3600000" cy="5569305"/>
                     </a:xfrm>
                     <a:prstGeom prst="rect">
                       <a:avLst/>
@@ -111,9 +111,6 @@
     <w:p>
       <w:pPr>
         <w:ind w:firstLineChars="100" w:firstLine="240"/>
-        <w:rPr>
-          <w:rFonts w:hint="eastAsia"/>
-        </w:rPr>
       </w:pPr>
       <w:r>
         <w:rPr>
@@ -122,10 +119,18 @@
         </w:rPr>
         <w:lastRenderedPageBreak/>
         <w:drawing>
-          <wp:inline distT="0" distB="0" distL="0" distR="0" wp14:anchorId="15509FC9" wp14:editId="6D29A8F6">
-            <wp:extent cx="3409315" cy="5274310"/>
-            <wp:effectExtent l="0" t="0" r="635" b="2540"/>
-            <wp:docPr id="156864661" name="圖片 3" descr="一張含有 文字, 字型, 螢幕擷取畫面, 海報 的圖片&#10;&#10;AI 產生的內容可能不正確。"/>
+          <wp:anchor distT="0" distB="0" distL="114300" distR="114300" simplePos="0" relativeHeight="251659264" behindDoc="0" locked="0" layoutInCell="1" allowOverlap="1" wp14:anchorId="08EC4F09" wp14:editId="6396B620">
+            <wp:simplePos x="0" y="0"/>
+            <wp:positionH relativeFrom="column">
+              <wp:posOffset>5181600</wp:posOffset>
+            </wp:positionH>
+            <wp:positionV relativeFrom="paragraph">
+              <wp:posOffset>0</wp:posOffset>
+            </wp:positionV>
+            <wp:extent cx="3599815" cy="5568950"/>
+            <wp:effectExtent l="0" t="0" r="635" b="0"/>
+            <wp:wrapSquare wrapText="bothSides"/>
+            <wp:docPr id="2052184074" name="圖片 6" descr="一張含有 文字, 字型, 海報, 正在列印 的圖片&#10;&#10;AI 產生的內容可能不正確。"/>
             <wp:cNvGraphicFramePr>
               <a:graphicFrameLocks xmlns:a="http://schemas.openxmlformats.org/drawingml/2006/main" noChangeAspect="1"/>
             </wp:cNvGraphicFramePr>
@@ -133,7 +138,7 @@
               <a:graphicData uri="http://schemas.openxmlformats.org/drawingml/2006/picture">
                 <pic:pic xmlns:pic="http://schemas.openxmlformats.org/drawingml/2006/picture">
                   <pic:nvPicPr>
-                    <pic:cNvPr id="156864661" name="圖片 3" descr="一張含有 文字, 字型, 螢幕擷取畫面, 海報 的圖片&#10;&#10;AI 產生的內容可能不正確。"/>
+                    <pic:cNvPr id="2052184074" name="圖片 6" descr="一張含有 文字, 字型, 海報, 正在列印 的圖片&#10;&#10;AI 產生的內容可能不正確。"/>
                     <pic:cNvPicPr/>
                   </pic:nvPicPr>
                   <pic:blipFill>
@@ -151,7 +156,7 @@
                   <pic:spPr>
                     <a:xfrm>
                       <a:off x="0" y="0"/>
-                      <a:ext cx="3409315" cy="5274310"/>
+                      <a:ext cx="3599815" cy="5568950"/>
                     </a:xfrm>
                     <a:prstGeom prst="rect">
                       <a:avLst/>
@@ -160,14 +165,8 @@
                 </pic:pic>
               </a:graphicData>
             </a:graphic>
-          </wp:inline>
+          </wp:anchor>
         </w:drawing>
-      </w:r>
-      <w:r>
-        <w:rPr>
-          <w:rFonts w:hint="eastAsia"/>
-        </w:rPr>
-        <w:t xml:space="preserve">                    </w:t>
       </w:r>
       <w:r>
         <w:rPr>
@@ -175,10 +174,26 @@
           <w:noProof/>
         </w:rPr>
         <w:drawing>
-          <wp:inline distT="0" distB="0" distL="0" distR="0" wp14:anchorId="08EC4F09" wp14:editId="52D915E4">
-            <wp:extent cx="3409315" cy="5274310"/>
-            <wp:effectExtent l="0" t="0" r="635" b="2540"/>
-            <wp:docPr id="2052184074" name="圖片 6" descr="一張含有 文字, 字型, 海報, 正在列印 的圖片&#10;&#10;AI 產生的內容可能不正確。"/>
+          <wp:anchor distT="0" distB="0" distL="114300" distR="114300" simplePos="0" relativeHeight="251658240" behindDoc="1" locked="0" layoutInCell="1" allowOverlap="1" wp14:anchorId="15509FC9" wp14:editId="2E6207AD">
+            <wp:simplePos x="0" y="0"/>
+            <wp:positionH relativeFrom="column">
+              <wp:posOffset>431800</wp:posOffset>
+            </wp:positionH>
+            <wp:positionV relativeFrom="paragraph">
+              <wp:posOffset>0</wp:posOffset>
+            </wp:positionV>
+            <wp:extent cx="3600000" cy="5569305"/>
+            <wp:effectExtent l="0" t="0" r="635" b="0"/>
+            <wp:wrapTight wrapText="bothSides">
+              <wp:wrapPolygon edited="0">
+                <wp:start x="0" y="0"/>
+                <wp:lineTo x="0" y="21501"/>
+                <wp:lineTo x="21490" y="21501"/>
+                <wp:lineTo x="21490" y="0"/>
+                <wp:lineTo x="0" y="0"/>
+              </wp:wrapPolygon>
+            </wp:wrapTight>
+            <wp:docPr id="156864661" name="圖片 3" descr="一張含有 文字, 字型, 螢幕擷取畫面, 海報 的圖片&#10;&#10;AI 產生的內容可能不正確。"/>
             <wp:cNvGraphicFramePr>
               <a:graphicFrameLocks xmlns:a="http://schemas.openxmlformats.org/drawingml/2006/main" noChangeAspect="1"/>
             </wp:cNvGraphicFramePr>
@@ -186,7 +201,7 @@
               <a:graphicData uri="http://schemas.openxmlformats.org/drawingml/2006/picture">
                 <pic:pic xmlns:pic="http://schemas.openxmlformats.org/drawingml/2006/picture">
                   <pic:nvPicPr>
-                    <pic:cNvPr id="2052184074" name="圖片 6" descr="一張含有 文字, 字型, 海報, 正在列印 的圖片&#10;&#10;AI 產生的內容可能不正確。"/>
+                    <pic:cNvPr id="156864661" name="圖片 3" descr="一張含有 文字, 字型, 螢幕擷取畫面, 海報 的圖片&#10;&#10;AI 產生的內容可能不正確。"/>
                     <pic:cNvPicPr/>
                   </pic:nvPicPr>
                   <pic:blipFill>
@@ -204,7 +219,7 @@
                   <pic:spPr>
                     <a:xfrm>
                       <a:off x="0" y="0"/>
-                      <a:ext cx="3409315" cy="5274310"/>
+                      <a:ext cx="3600000" cy="5569305"/>
                     </a:xfrm>
                     <a:prstGeom prst="rect">
                       <a:avLst/>
@@ -213,12 +228,18 @@
                 </pic:pic>
               </a:graphicData>
             </a:graphic>
-          </wp:inline>
+          </wp:anchor>
         </w:drawing>
+      </w:r>
+      <w:r>
+        <w:rPr>
+          <w:rFonts w:hint="eastAsia"/>
+        </w:rPr>
+        <w:t xml:space="preserve">                    </w:t>
       </w:r>
     </w:p>
     <w:sectPr>
-      <w:pgSz w:w="16838" w:h="11906" w:orient="landscape"/>
+      <w:pgSz w:w="16838" w:h="11906" w:orient="landscape" w:code="9"/>
       <w:pgMar w:top="1800" w:right="1440" w:bottom="1800" w:left="1440" w:header="851" w:footer="992" w:gutter="0"/>
       <w:cols w:space="425"/>
       <w:docGrid w:type="lines" w:linePitch="360"/>
